--- a/Отчёты/Отчёт к лр1.docx
+++ b/Отчёты/Отчёт к лр1.docx
@@ -1050,6 +1050,7 @@
       <w:r>
         <w:rPr>
           <w:rFonts w:ascii="Times New Roman" w:hAnsi="Times New Roman" w:cs="Times New Roman"/>
+          <w:noProof/>
           <w:sz w:val="28"/>
           <w:szCs w:val="28"/>
         </w:rPr>
@@ -1701,6 +1702,7 @@
           <w:rFonts w:ascii="Times New Roman" w:hAnsi="Times New Roman" w:cs="Times New Roman"/>
           <w:sz w:val="28"/>
           <w:szCs w:val="28"/>
+          <w:lang w:val="en-US"/>
         </w:rPr>
       </w:pPr>
       <w:r>
@@ -1940,202 +1942,376 @@
           <w:szCs w:val="28"/>
           <w:lang w:val="en-US"/>
         </w:rPr>
-        <w:t xml:space="preserve">). </w:t>
-      </w:r>
-      <w:r>
-        <w:rPr>
-          <w:rFonts w:ascii="Times New Roman" w:hAnsi="Times New Roman" w:cs="Times New Roman"/>
-          <w:sz w:val="28"/>
-          <w:szCs w:val="28"/>
-        </w:rPr>
-        <w:t>Это нормально для связующих таблиц «многие-ко-многим».</w:t>
+        <w:t>)</w:t>
+      </w:r>
+      <w:r>
+        <w:rPr>
+          <w:rFonts w:ascii="Times New Roman" w:hAnsi="Times New Roman" w:cs="Times New Roman"/>
+          <w:sz w:val="28"/>
+          <w:szCs w:val="28"/>
+          <w:lang w:val="en-US"/>
+        </w:rPr>
+        <w:t>.</w:t>
       </w:r>
     </w:p>
     <w:p>
       <w:pPr>
-        <w:numPr>
-          <w:ilvl w:val="0"/>
-          <w:numId w:val="8"/>
-        </w:numPr>
-        <w:spacing w:after="0"/>
-        <w:rPr>
-          <w:rFonts w:ascii="Times New Roman" w:hAnsi="Times New Roman" w:cs="Times New Roman"/>
-          <w:sz w:val="28"/>
-          <w:szCs w:val="28"/>
-        </w:rPr>
-      </w:pPr>
-      <w:r>
-        <w:rPr>
-          <w:rFonts w:ascii="Times New Roman" w:hAnsi="Times New Roman" w:cs="Times New Roman"/>
-          <w:sz w:val="28"/>
-          <w:szCs w:val="28"/>
+        <w:ind w:firstLine="708"/>
+        <w:rPr>
+          <w:rFonts w:ascii="Times New Roman" w:hAnsi="Times New Roman" w:cs="Times New Roman"/>
+          <w:sz w:val="28"/>
+          <w:szCs w:val="28"/>
+          <w:lang w:val="en-US"/>
+        </w:rPr>
+      </w:pPr>
+      <w:r>
+        <w:rPr>
+          <w:rFonts w:ascii="Times New Roman" w:hAnsi="Times New Roman" w:cs="Times New Roman"/>
+          <w:sz w:val="28"/>
+          <w:szCs w:val="28"/>
+          <w:lang w:val="en-US"/>
         </w:rPr>
         <w:lastRenderedPageBreak/>
-        <w:t xml:space="preserve">В таблице </w:t>
-      </w:r>
-      <w:proofErr w:type="spellStart"/>
-      <w:r>
-        <w:rPr>
-          <w:rFonts w:ascii="Times New Roman" w:hAnsi="Times New Roman" w:cs="Times New Roman"/>
-          <w:sz w:val="28"/>
-          <w:szCs w:val="28"/>
-        </w:rPr>
-        <w:t>stock</w:t>
-      </w:r>
-      <w:proofErr w:type="spellEnd"/>
-      <w:r>
-        <w:rPr>
-          <w:rFonts w:ascii="Times New Roman" w:hAnsi="Times New Roman" w:cs="Times New Roman"/>
-          <w:sz w:val="28"/>
-          <w:szCs w:val="28"/>
-        </w:rPr>
-        <w:t xml:space="preserve"> первичный ключ </w:t>
-      </w:r>
-      <w:r>
-        <w:rPr>
-          <w:rFonts w:ascii="Times New Roman" w:hAnsi="Times New Roman" w:cs="Times New Roman"/>
-          <w:sz w:val="28"/>
-          <w:szCs w:val="28"/>
-        </w:rPr>
-        <w:t>-</w:t>
-      </w:r>
-      <w:r>
-        <w:rPr>
-          <w:rFonts w:ascii="Times New Roman" w:hAnsi="Times New Roman" w:cs="Times New Roman"/>
-          <w:sz w:val="28"/>
-          <w:szCs w:val="28"/>
+        <w:t xml:space="preserve">5. </w:t>
+      </w:r>
+      <w:r>
+        <w:rPr>
+          <w:rFonts w:ascii="Times New Roman" w:hAnsi="Times New Roman" w:cs="Times New Roman"/>
+          <w:sz w:val="28"/>
+          <w:szCs w:val="28"/>
+        </w:rPr>
+        <w:t>Реализуйте</w:t>
+      </w:r>
+      <w:r>
+        <w:rPr>
+          <w:rFonts w:ascii="Times New Roman" w:hAnsi="Times New Roman" w:cs="Times New Roman"/>
+          <w:sz w:val="28"/>
+          <w:szCs w:val="28"/>
+          <w:lang w:val="en-US"/>
         </w:rPr>
         <w:t xml:space="preserve"> </w:t>
       </w:r>
-      <w:proofErr w:type="spellStart"/>
-      <w:r>
-        <w:rPr>
-          <w:rFonts w:ascii="Times New Roman" w:hAnsi="Times New Roman" w:cs="Times New Roman"/>
-          <w:sz w:val="28"/>
-          <w:szCs w:val="28"/>
-        </w:rPr>
-        <w:t>product_id</w:t>
-      </w:r>
-      <w:proofErr w:type="spellEnd"/>
-      <w:r>
-        <w:rPr>
-          <w:rFonts w:ascii="Times New Roman" w:hAnsi="Times New Roman" w:cs="Times New Roman"/>
-          <w:sz w:val="28"/>
-          <w:szCs w:val="28"/>
-        </w:rPr>
-        <w:t xml:space="preserve"> (один товар = одна запись об остатке).</w:t>
+      <w:r>
+        <w:rPr>
+          <w:rFonts w:ascii="Times New Roman" w:hAnsi="Times New Roman" w:cs="Times New Roman"/>
+          <w:sz w:val="28"/>
+          <w:szCs w:val="28"/>
+        </w:rPr>
+        <w:t>схему</w:t>
+      </w:r>
+      <w:r>
+        <w:rPr>
+          <w:rFonts w:ascii="Times New Roman" w:hAnsi="Times New Roman" w:cs="Times New Roman"/>
+          <w:sz w:val="28"/>
+          <w:szCs w:val="28"/>
+          <w:lang w:val="en-US"/>
+        </w:rPr>
+        <w:t xml:space="preserve"> </w:t>
+      </w:r>
+      <w:r>
+        <w:rPr>
+          <w:rFonts w:ascii="Times New Roman" w:hAnsi="Times New Roman" w:cs="Times New Roman"/>
+          <w:sz w:val="28"/>
+          <w:szCs w:val="28"/>
+        </w:rPr>
+        <w:t>в</w:t>
+      </w:r>
+      <w:r>
+        <w:rPr>
+          <w:rFonts w:ascii="Times New Roman" w:hAnsi="Times New Roman" w:cs="Times New Roman"/>
+          <w:sz w:val="28"/>
+          <w:szCs w:val="28"/>
+          <w:lang w:val="en-US"/>
+        </w:rPr>
+        <w:t xml:space="preserve"> PostgreSQL </w:t>
+      </w:r>
+      <w:r>
+        <w:rPr>
+          <w:rFonts w:ascii="Times New Roman" w:hAnsi="Times New Roman" w:cs="Times New Roman"/>
+          <w:sz w:val="28"/>
+          <w:szCs w:val="28"/>
+        </w:rPr>
+        <w:t>средствами</w:t>
+      </w:r>
+      <w:r>
+        <w:rPr>
+          <w:rFonts w:ascii="Times New Roman" w:hAnsi="Times New Roman" w:cs="Times New Roman"/>
+          <w:sz w:val="28"/>
+          <w:szCs w:val="28"/>
+          <w:lang w:val="en-US"/>
+        </w:rPr>
+        <w:t xml:space="preserve"> DDL: </w:t>
+      </w:r>
+      <w:r>
+        <w:rPr>
+          <w:rFonts w:ascii="Times New Roman" w:hAnsi="Times New Roman" w:cs="Times New Roman"/>
+          <w:sz w:val="28"/>
+          <w:szCs w:val="28"/>
+        </w:rPr>
+        <w:t>создайте</w:t>
+      </w:r>
+      <w:r>
+        <w:rPr>
+          <w:rFonts w:ascii="Times New Roman" w:hAnsi="Times New Roman" w:cs="Times New Roman"/>
+          <w:sz w:val="28"/>
+          <w:szCs w:val="28"/>
+          <w:lang w:val="en-US"/>
+        </w:rPr>
+        <w:t xml:space="preserve"> </w:t>
+      </w:r>
+      <w:r>
+        <w:rPr>
+          <w:rFonts w:ascii="Times New Roman" w:hAnsi="Times New Roman" w:cs="Times New Roman"/>
+          <w:sz w:val="28"/>
+          <w:szCs w:val="28"/>
+        </w:rPr>
+        <w:t>таблицы</w:t>
+      </w:r>
+      <w:r>
+        <w:rPr>
+          <w:rFonts w:ascii="Times New Roman" w:hAnsi="Times New Roman" w:cs="Times New Roman"/>
+          <w:sz w:val="28"/>
+          <w:szCs w:val="28"/>
+          <w:lang w:val="en-US"/>
+        </w:rPr>
+        <w:t xml:space="preserve"> </w:t>
+      </w:r>
+      <w:r>
+        <w:rPr>
+          <w:rFonts w:ascii="Times New Roman" w:hAnsi="Times New Roman" w:cs="Times New Roman"/>
+          <w:sz w:val="28"/>
+          <w:szCs w:val="28"/>
+        </w:rPr>
+        <w:t>с</w:t>
+      </w:r>
+      <w:r>
+        <w:rPr>
+          <w:rFonts w:ascii="Times New Roman" w:hAnsi="Times New Roman" w:cs="Times New Roman"/>
+          <w:sz w:val="28"/>
+          <w:szCs w:val="28"/>
+          <w:lang w:val="en-US"/>
+        </w:rPr>
+        <w:t xml:space="preserve"> </w:t>
+      </w:r>
+      <w:r>
+        <w:rPr>
+          <w:rFonts w:ascii="Times New Roman" w:hAnsi="Times New Roman" w:cs="Times New Roman"/>
+          <w:sz w:val="28"/>
+          <w:szCs w:val="28"/>
+        </w:rPr>
+        <w:t>корректными</w:t>
+      </w:r>
+      <w:r>
+        <w:rPr>
+          <w:rFonts w:ascii="Times New Roman" w:hAnsi="Times New Roman" w:cs="Times New Roman"/>
+          <w:sz w:val="28"/>
+          <w:szCs w:val="28"/>
+          <w:lang w:val="en-US"/>
+        </w:rPr>
+        <w:t xml:space="preserve"> </w:t>
+      </w:r>
+      <w:r>
+        <w:rPr>
+          <w:rFonts w:ascii="Times New Roman" w:hAnsi="Times New Roman" w:cs="Times New Roman"/>
+          <w:sz w:val="28"/>
+          <w:szCs w:val="28"/>
+        </w:rPr>
+        <w:t>типами</w:t>
+      </w:r>
+      <w:r>
+        <w:rPr>
+          <w:rFonts w:ascii="Times New Roman" w:hAnsi="Times New Roman" w:cs="Times New Roman"/>
+          <w:sz w:val="28"/>
+          <w:szCs w:val="28"/>
+          <w:lang w:val="en-US"/>
+        </w:rPr>
+        <w:t xml:space="preserve">, </w:t>
+      </w:r>
+      <w:r>
+        <w:rPr>
+          <w:rFonts w:ascii="Times New Roman" w:hAnsi="Times New Roman" w:cs="Times New Roman"/>
+          <w:sz w:val="28"/>
+          <w:szCs w:val="28"/>
+        </w:rPr>
+        <w:t>первичными</w:t>
+      </w:r>
+      <w:r>
+        <w:rPr>
+          <w:rFonts w:ascii="Times New Roman" w:hAnsi="Times New Roman" w:cs="Times New Roman"/>
+          <w:sz w:val="28"/>
+          <w:szCs w:val="28"/>
+          <w:lang w:val="en-US"/>
+        </w:rPr>
+        <w:t xml:space="preserve"> </w:t>
+      </w:r>
+      <w:r>
+        <w:rPr>
+          <w:rFonts w:ascii="Times New Roman" w:hAnsi="Times New Roman" w:cs="Times New Roman"/>
+          <w:sz w:val="28"/>
+          <w:szCs w:val="28"/>
+        </w:rPr>
+        <w:t>и</w:t>
+      </w:r>
+      <w:r>
+        <w:rPr>
+          <w:rFonts w:ascii="Times New Roman" w:hAnsi="Times New Roman" w:cs="Times New Roman"/>
+          <w:sz w:val="28"/>
+          <w:szCs w:val="28"/>
+          <w:lang w:val="en-US"/>
+        </w:rPr>
+        <w:t xml:space="preserve"> </w:t>
+      </w:r>
+      <w:r>
+        <w:rPr>
+          <w:rFonts w:ascii="Times New Roman" w:hAnsi="Times New Roman" w:cs="Times New Roman"/>
+          <w:sz w:val="28"/>
+          <w:szCs w:val="28"/>
+        </w:rPr>
+        <w:t>внешними</w:t>
+      </w:r>
+      <w:r>
+        <w:rPr>
+          <w:rFonts w:ascii="Times New Roman" w:hAnsi="Times New Roman" w:cs="Times New Roman"/>
+          <w:sz w:val="28"/>
+          <w:szCs w:val="28"/>
+          <w:lang w:val="en-US"/>
+        </w:rPr>
+        <w:t xml:space="preserve"> </w:t>
+      </w:r>
+      <w:r>
+        <w:rPr>
+          <w:rFonts w:ascii="Times New Roman" w:hAnsi="Times New Roman" w:cs="Times New Roman"/>
+          <w:sz w:val="28"/>
+          <w:szCs w:val="28"/>
+        </w:rPr>
+        <w:t>ключами</w:t>
+      </w:r>
+      <w:r>
+        <w:rPr>
+          <w:rFonts w:ascii="Times New Roman" w:hAnsi="Times New Roman" w:cs="Times New Roman"/>
+          <w:sz w:val="28"/>
+          <w:szCs w:val="28"/>
+          <w:lang w:val="en-US"/>
+        </w:rPr>
+        <w:t xml:space="preserve">, </w:t>
+      </w:r>
+      <w:r>
+        <w:rPr>
+          <w:rFonts w:ascii="Times New Roman" w:hAnsi="Times New Roman" w:cs="Times New Roman"/>
+          <w:sz w:val="28"/>
+          <w:szCs w:val="28"/>
+        </w:rPr>
+        <w:t>ограничениями</w:t>
+      </w:r>
+      <w:r>
+        <w:rPr>
+          <w:rFonts w:ascii="Times New Roman" w:hAnsi="Times New Roman" w:cs="Times New Roman"/>
+          <w:sz w:val="28"/>
+          <w:szCs w:val="28"/>
+          <w:lang w:val="en-US"/>
+        </w:rPr>
+        <w:t xml:space="preserve"> NOT NULL, UNIQUE, CHECK, DEFAULT </w:t>
+      </w:r>
+      <w:r>
+        <w:rPr>
+          <w:rFonts w:ascii="Times New Roman" w:hAnsi="Times New Roman" w:cs="Times New Roman"/>
+          <w:sz w:val="28"/>
+          <w:szCs w:val="28"/>
+        </w:rPr>
+        <w:t>и</w:t>
+      </w:r>
+      <w:r>
+        <w:rPr>
+          <w:rFonts w:ascii="Times New Roman" w:hAnsi="Times New Roman" w:cs="Times New Roman"/>
+          <w:sz w:val="28"/>
+          <w:szCs w:val="28"/>
+          <w:lang w:val="en-US"/>
+        </w:rPr>
+        <w:t xml:space="preserve"> </w:t>
+      </w:r>
+      <w:r>
+        <w:rPr>
+          <w:rFonts w:ascii="Times New Roman" w:hAnsi="Times New Roman" w:cs="Times New Roman"/>
+          <w:sz w:val="28"/>
+          <w:szCs w:val="28"/>
+        </w:rPr>
+        <w:t>правилами</w:t>
+      </w:r>
+      <w:r>
+        <w:rPr>
+          <w:rFonts w:ascii="Times New Roman" w:hAnsi="Times New Roman" w:cs="Times New Roman"/>
+          <w:sz w:val="28"/>
+          <w:szCs w:val="28"/>
+          <w:lang w:val="en-US"/>
+        </w:rPr>
+        <w:t xml:space="preserve"> ON DELETE / ON UPDATE.</w:t>
       </w:r>
     </w:p>
     <w:p>
       <w:pPr>
-        <w:rPr>
-          <w:rFonts w:ascii="Times New Roman" w:hAnsi="Times New Roman" w:cs="Times New Roman"/>
-          <w:sz w:val="28"/>
-          <w:szCs w:val="28"/>
-        </w:rPr>
-      </w:pPr>
+        <w:spacing w:after="0"/>
+        <w:rPr>
+          <w:rFonts w:ascii="Times New Roman" w:hAnsi="Times New Roman" w:cs="Times New Roman"/>
+          <w:sz w:val="28"/>
+          <w:szCs w:val="28"/>
+        </w:rPr>
+      </w:pPr>
+      <w:r>
+        <w:rPr>
+          <w:rFonts w:ascii="Times New Roman" w:hAnsi="Times New Roman" w:cs="Times New Roman"/>
+          <w:sz w:val="28"/>
+          <w:szCs w:val="28"/>
+        </w:rPr>
+        <w:t xml:space="preserve">Схема реализована в </w:t>
+      </w:r>
+      <w:proofErr w:type="spellStart"/>
+      <w:r>
+        <w:rPr>
+          <w:rFonts w:ascii="Times New Roman" w:hAnsi="Times New Roman" w:cs="Times New Roman"/>
+          <w:sz w:val="28"/>
+          <w:szCs w:val="28"/>
+        </w:rPr>
+        <w:t>PostgreSQL</w:t>
+      </w:r>
+      <w:proofErr w:type="spellEnd"/>
+      <w:r>
+        <w:rPr>
+          <w:rFonts w:ascii="Times New Roman" w:hAnsi="Times New Roman" w:cs="Times New Roman"/>
+          <w:sz w:val="28"/>
+          <w:szCs w:val="28"/>
+        </w:rPr>
+        <w:t xml:space="preserve"> с помощью DDL-команд.</w:t>
+      </w:r>
     </w:p>
     <w:p>
       <w:pPr>
-        <w:ind w:firstLine="708"/>
-        <w:rPr>
-          <w:rFonts w:ascii="Times New Roman" w:hAnsi="Times New Roman" w:cs="Times New Roman"/>
-          <w:sz w:val="28"/>
-          <w:szCs w:val="28"/>
-        </w:rPr>
-      </w:pPr>
-      <w:r>
-        <w:rPr>
-          <w:rFonts w:ascii="Times New Roman" w:hAnsi="Times New Roman" w:cs="Times New Roman"/>
-          <w:sz w:val="28"/>
-          <w:szCs w:val="28"/>
-        </w:rPr>
-        <w:t xml:space="preserve">5. Реализуйте схему в </w:t>
-      </w:r>
-      <w:proofErr w:type="spellStart"/>
-      <w:r>
-        <w:rPr>
-          <w:rFonts w:ascii="Times New Roman" w:hAnsi="Times New Roman" w:cs="Times New Roman"/>
-          <w:sz w:val="28"/>
-          <w:szCs w:val="28"/>
-        </w:rPr>
-        <w:t>PostgreSQL</w:t>
-      </w:r>
-      <w:proofErr w:type="spellEnd"/>
-      <w:r>
-        <w:rPr>
-          <w:rFonts w:ascii="Times New Roman" w:hAnsi="Times New Roman" w:cs="Times New Roman"/>
-          <w:sz w:val="28"/>
-          <w:szCs w:val="28"/>
-        </w:rPr>
-        <w:t xml:space="preserve"> средствами DDL: создайте таблицы с корректными типами, первичными и внешними ключами, ограничениями NOT NULL, UNIQUE, CHECK, DEFAULT и правилами ON DELETE / ON UPDATE.</w:t>
+        <w:spacing w:after="0"/>
+        <w:rPr>
+          <w:rFonts w:ascii="Times New Roman" w:hAnsi="Times New Roman" w:cs="Times New Roman"/>
+          <w:sz w:val="28"/>
+          <w:szCs w:val="28"/>
+        </w:rPr>
+      </w:pPr>
+      <w:r>
+        <w:rPr>
+          <w:rFonts w:ascii="Times New Roman" w:hAnsi="Times New Roman" w:cs="Times New Roman"/>
+          <w:sz w:val="28"/>
+          <w:szCs w:val="28"/>
+        </w:rPr>
+        <w:t>Созданы все таблицы с корректными типами данных, первичными и внешними ключами, ограничениями NOT NULL, UNIQUE, CHECK, DEFAULT и правилами ON DELETE.</w:t>
+      </w:r>
+      <w:r>
+        <w:rPr>
+          <w:rFonts w:ascii="Times New Roman" w:hAnsi="Times New Roman" w:cs="Times New Roman"/>
+          <w:sz w:val="28"/>
+          <w:szCs w:val="28"/>
+        </w:rPr>
+        <w:t xml:space="preserve"> Например:</w:t>
       </w:r>
     </w:p>
     <w:p>
       <w:pPr>
         <w:spacing w:after="0"/>
-        <w:rPr>
-          <w:rFonts w:ascii="Times New Roman" w:hAnsi="Times New Roman" w:cs="Times New Roman"/>
-          <w:sz w:val="28"/>
-          <w:szCs w:val="28"/>
-        </w:rPr>
-      </w:pPr>
-      <w:r>
-        <w:rPr>
-          <w:rFonts w:ascii="Times New Roman" w:hAnsi="Times New Roman" w:cs="Times New Roman"/>
-          <w:sz w:val="28"/>
-          <w:szCs w:val="28"/>
-        </w:rPr>
-        <w:t xml:space="preserve">Схема реализована в </w:t>
-      </w:r>
-      <w:proofErr w:type="spellStart"/>
-      <w:r>
-        <w:rPr>
-          <w:rFonts w:ascii="Times New Roman" w:hAnsi="Times New Roman" w:cs="Times New Roman"/>
-          <w:sz w:val="28"/>
-          <w:szCs w:val="28"/>
-        </w:rPr>
-        <w:t>PostgreSQL</w:t>
-      </w:r>
-      <w:proofErr w:type="spellEnd"/>
-      <w:r>
-        <w:rPr>
-          <w:rFonts w:ascii="Times New Roman" w:hAnsi="Times New Roman" w:cs="Times New Roman"/>
-          <w:sz w:val="28"/>
-          <w:szCs w:val="28"/>
-        </w:rPr>
-        <w:t xml:space="preserve"> с помощью DDL-команд.</w:t>
-      </w:r>
-    </w:p>
-    <w:p>
-      <w:pPr>
-        <w:spacing w:after="0"/>
-        <w:rPr>
-          <w:rFonts w:ascii="Times New Roman" w:hAnsi="Times New Roman" w:cs="Times New Roman"/>
-          <w:sz w:val="28"/>
-          <w:szCs w:val="28"/>
-        </w:rPr>
-      </w:pPr>
-      <w:r>
-        <w:rPr>
-          <w:rFonts w:ascii="Times New Roman" w:hAnsi="Times New Roman" w:cs="Times New Roman"/>
-          <w:sz w:val="28"/>
-          <w:szCs w:val="28"/>
-        </w:rPr>
-        <w:t>Созданы все таблицы с корректными типами данных, первичными и внешними ключами, ограничениями NOT NULL, UNIQUE, CHECK, DEFAULT и правилами ON DELETE.</w:t>
-      </w:r>
-      <w:r>
-        <w:rPr>
-          <w:rFonts w:ascii="Times New Roman" w:hAnsi="Times New Roman" w:cs="Times New Roman"/>
-          <w:sz w:val="28"/>
-          <w:szCs w:val="28"/>
-        </w:rPr>
-        <w:t xml:space="preserve"> Например:</w:t>
-      </w:r>
-    </w:p>
-    <w:p>
-      <w:pPr>
-        <w:spacing w:after="0"/>
         <w:jc w:val="center"/>
         <w:rPr>
           <w:rFonts w:ascii="Times New Roman" w:hAnsi="Times New Roman" w:cs="Times New Roman"/>
@@ -2146,6 +2322,7 @@
       <w:r>
         <w:rPr>
           <w:rFonts w:ascii="Times New Roman" w:hAnsi="Times New Roman" w:cs="Times New Roman"/>
+          <w:noProof/>
           <w:sz w:val="28"/>
           <w:szCs w:val="28"/>
         </w:rPr>
@@ -2574,6 +2751,8 @@
               </w:rPr>
               <w:t>VARCHAR(</w:t>
             </w:r>
+            <w:bookmarkStart w:id="0" w:name="_GoBack"/>
+            <w:bookmarkEnd w:id="0"/>
             <w:proofErr w:type="gramEnd"/>
             <w:r>
               <w:rPr>
@@ -2749,10 +2928,7 @@
               </w:rPr>
             </w:pPr>
             <w:r>
-              <w:t>NOT NUL</w:t>
-            </w:r>
-            <w:r>
-              <w:t>L</w:t>
+              <w:t>NOT NULL</w:t>
             </w:r>
           </w:p>
         </w:tc>
@@ -3363,26 +3539,18 @@
                 <w:rFonts w:ascii="Times New Roman" w:hAnsi="Times New Roman" w:cs="Times New Roman"/>
                 <w:sz w:val="28"/>
                 <w:szCs w:val="28"/>
-              </w:rPr>
-            </w:pPr>
-            <w:r>
-              <w:rPr>
-                <w:rFonts w:ascii="Times New Roman" w:hAnsi="Times New Roman" w:cs="Times New Roman"/>
-                <w:sz w:val="28"/>
-                <w:szCs w:val="28"/>
-              </w:rPr>
-              <w:t xml:space="preserve">NOT NULL, UNIQUE, FK → </w:t>
-            </w:r>
-            <w:proofErr w:type="spellStart"/>
-            <w:r>
-              <w:rPr>
-                <w:rFonts w:ascii="Times New Roman" w:hAnsi="Times New Roman" w:cs="Times New Roman"/>
-                <w:sz w:val="28"/>
-                <w:szCs w:val="28"/>
-              </w:rPr>
-              <w:t>users</w:t>
-            </w:r>
-            <w:proofErr w:type="spellEnd"/>
+                <w:lang w:val="en-US"/>
+              </w:rPr>
+            </w:pPr>
+            <w:r>
+              <w:rPr>
+                <w:rFonts w:ascii="Times New Roman" w:hAnsi="Times New Roman" w:cs="Times New Roman"/>
+                <w:sz w:val="28"/>
+                <w:szCs w:val="28"/>
+                <w:lang w:val="en-US"/>
+              </w:rPr>
+              <w:t>NOT NULL, UNIQUE, FK → users</w:t>
+            </w:r>
           </w:p>
         </w:tc>
         <w:tc>
@@ -3573,7 +3741,6 @@
                 <w:sz w:val="28"/>
                 <w:szCs w:val="28"/>
               </w:rPr>
-              <w:lastRenderedPageBreak/>
               <w:t>categories</w:t>
             </w:r>
             <w:proofErr w:type="spellEnd"/>
@@ -3712,6 +3879,7 @@
                 <w:szCs w:val="28"/>
                 <w:lang w:val="en-US"/>
               </w:rPr>
+              <w:lastRenderedPageBreak/>
               <w:t>c</w:t>
             </w:r>
             <w:proofErr w:type="spellStart"/>
@@ -5900,7 +6068,6 @@
                 <w:sz w:val="28"/>
                 <w:szCs w:val="28"/>
               </w:rPr>
-              <w:lastRenderedPageBreak/>
               <w:t>orders</w:t>
             </w:r>
             <w:proofErr w:type="spellEnd"/>
@@ -6038,6 +6205,7 @@
                 <w:sz w:val="28"/>
                 <w:szCs w:val="28"/>
               </w:rPr>
+              <w:lastRenderedPageBreak/>
               <w:t>orders</w:t>
             </w:r>
             <w:proofErr w:type="spellEnd"/>
@@ -8037,17 +8205,7 @@
           <w:sz w:val="28"/>
           <w:szCs w:val="28"/>
         </w:rPr>
-        <w:t>. Схема приведена к 3НФ, созданы таблицы с пе</w:t>
-      </w:r>
-      <w:bookmarkStart w:id="0" w:name="_GoBack"/>
-      <w:bookmarkEnd w:id="0"/>
-      <w:r>
-        <w:rPr>
-          <w:rFonts w:ascii="Times New Roman" w:hAnsi="Times New Roman" w:cs="Times New Roman"/>
-          <w:sz w:val="28"/>
-          <w:szCs w:val="28"/>
-        </w:rPr>
-        <w:t>рвичными и внешними ключами, ограничениями целостности. Составлен словарь данных и ER-диаграмма. Получена нормализованная база данных, готовая к дальнейшему использованию.</w:t>
+        <w:t>. Схема приведена к 3НФ, созданы таблицы с первичными и внешними ключами, ограничениями целостности. Составлен словарь данных и ER-диаграмма. Получена нормализованная база данных, готовая к дальнейшему использованию.</w:t>
       </w:r>
     </w:p>
     <w:p>
@@ -9595,6 +9753,7 @@
   <w:style w:type="character" w:default="1" w:styleId="a0">
     <w:name w:val="Default Paragraph Font"/>
     <w:uiPriority w:val="1"/>
+    <w:semiHidden/>
     <w:unhideWhenUsed/>
   </w:style>
   <w:style w:type="table" w:default="1" w:styleId="a1">
